--- a/output_receita_federal/ato_declaratorio_normativo_cosit/documents/adn_cosit_19_20001025.docx
+++ b/output_receita_federal/ato_declaratorio_normativo_cosit/documents/adn_cosit_19_20001025.docx
@@ -17,7 +17,7 @@
     </w:p>
     <w:p>
       <w:r>
-        <w:t>O COORDENADOR-GERAL DO SISTEMA DE TRIBUTAÇÃO, no uso das atribuições que lhe confere o art. 199, inciso IV, do Regimento Interno da Secretaria da Receita Federal, aprovado pela Portaria MF No 227, de 3 de setembro de 1998; e tendo em vista o disposto nos arts. 111, II, da Lei No 5.172, de 25 de outubro de 1966 (Código Tributário Nacional), 6o, XIV e XXI, 7o e 12 da Lei No 7.713, de 22 de dezembro de 1988, 47 da Lei No 8.541, de 23 de dezembro de 1992, e 30 da Lei No 9.250, de 26 de dezembro de 1995,</w:t>
+        <w:t>O COORDENADOR-GERAL DO SISTEMA DE TRIBUTAÇÃO, no uso das atribuições que lhe confere o art. 199, inciso IV, do Regimento Interno da Secretaria da Receita Federal, aprovado pela Portaria MF nº 227, de 3 de setembro de 1998; e tendo em vista o disposto nos arts. 111, II, da Lei nº 5.172, de 25 de outubro de 1966 (Código Tributário Nacional), 6º, XIV e XXI, 7º e 12 da Lei nº 7.713, de 22 de dezembro de 1988, 47 da Lei nº 8.541, de 23 de dezembro de 1992, e 30 da Lei nº 9.250, de 26 de dezembro de 1995,</w:t>
       </w:r>
     </w:p>
     <w:p>
